--- a/Hemant_Pal_Resume.docx
+++ b/Hemant_Pal_Resume.docx
@@ -69,7 +69,7 @@
           <w:sz w:val="19"/>
           <w:szCs w:val="19"/>
         </w:rPr>
-        <w:t xml:space="preserve">   |   +91-7895893557   |   </w:t>
+        <w:t xml:space="preserve">   |   </w:t>
       </w:r>
       <w:hyperlink r:id="rId101">
         <w:r>
